--- a/papers/P3_meta_analysis/ecel/full_paper.docx
+++ b/papers/P3_meta_analysis/ecel/full_paper.docx
@@ -2,7 +2,7 @@
 <file path=word/document.xml><?xml version="1.0" encoding="utf-8"?>
 <w:document xmlns:w="http://schemas.openxmlformats.org/wordprocessingml/2006/main" xmlns:m="http://schemas.openxmlformats.org/officeDocument/2006/math" xmlns:r="http://schemas.openxmlformats.org/officeDocument/2006/relationships" xmlns:o="urn:schemas-microsoft-com:office:office" xmlns:v="urn:schemas-microsoft-com:vml" xmlns:w10="urn:schemas-microsoft-com:office:word" xmlns:a="http://schemas.openxmlformats.org/drawingml/2006/main" xmlns:pic="http://schemas.openxmlformats.org/drawingml/2006/picture" xmlns:wp="http://schemas.openxmlformats.org/drawingml/2006/wordprocessingDrawing">
   <w:body>
-    <w:bookmarkStart w:id="47" w:name="Xb8edbb422dfb13f8231ae14b721718d6ecc286d"/>
+    <w:bookmarkStart w:id="50" w:name="Xb8edbb422dfb13f8231ae14b721718d6ecc286d"/>
     <w:p>
       <w:pPr>
         <w:pStyle w:val="Heading1"/>
@@ -224,7 +224,7 @@
         <w:t xml:space="preserve">learning modality</w:t>
       </w:r>
       <w:r>
-        <w:t xml:space="preserve">. The Methods Deviations subsection explicitly notes that modality, education level, instrument family, publication year, log-sample-size, and risk-of-bias score were pre-registered as moderators but did not meet the k &gt;= 10 per-level rule and were therefore reported only narratively. Modality is the most theoretically pressing of these omissions because it directly conditions the four dimensions of online learning that distinguish it from face-to-face teaching: social presence, temporal flexibility, self-regulation demand, and platform-mediated affordance (Hrastinski, 2008; Means et al., 2014).</w:t>
+        <w:t xml:space="preserve">. The Methods Deviations subsection explicitly notes that modality, education level, instrument family, publication year, log-sample-size, and risk-of-bias score were pre-registered as moderators but did not meet the k &gt;= 10 per-level rule and were therefore reported only narratively. Modality is the most theoretically pressing of these omissions because it directly conditions the four dimensions of online learning that distinguish it from face-to-face teaching: social presence, temporal flexibility, self-regulation demand, and platform-mediated affordance.</w:t>
       </w:r>
     </w:p>
     <w:p>
@@ -264,7 +264,7 @@
         <w:t xml:space="preserve"> </w:t>
       </w:r>
       <w:r>
-        <w:t xml:space="preserve">shifts the load to learner self-regulation; Conscientiousness — already the dominant predictor in the pool — should remain so or strengthen further. Third,</w:t>
+        <w:t xml:space="preserve">shifts the load to learner self-regulation (Pintrich, 2004; Zimmerman, 2000); Conscientiousness — already the dominant predictor in the pool — should remain so or strengthen further. Third,</w:t>
       </w:r>
       <w:r>
         <w:t xml:space="preserve"> </w:t>
@@ -843,7 +843,7 @@
         <w:pStyle w:val="FirstParagraph"/>
       </w:pPr>
       <w:r>
-        <w:t xml:space="preserve">For each (trait, modality) cell with k &gt;= 2, a random-effects pool was computed using REML estimation of tau-squared and a Hartung-Knapp-Sidik-Jonkman (HKSJ) adjustment for the confidence interval (Hartung, 1999; Knapp &amp; Hartung, 2003). Effect sizes were Fisher’s z-transformed Pearson correlations with sampling variance v = 1 / (N - 3); the back-transformed pooled r and its CI are reported. Synchronous studies (k = 1; A-29 Bahcekapili 2020) are reported narratively only.</w:t>
+        <w:t xml:space="preserve">For each (trait, modality) cell with k &gt;= 2, a random-effects pool was computed using REML estimation of tau-squared and a Hartung-Knapp-Sidik-Jonkman (HKSJ) adjustment for the confidence interval (Hartung &amp; Knapp, 2001). Effect sizes were Fisher’s z-transformed Pearson correlations with sampling variance v = 1 / (N - 3); the back-transformed pooled r and its CI are reported. Synchronous studies (k = 1; A-29 Bahçekapılı 2020) are reported narratively only.</w:t>
       </w:r>
     </w:p>
     <w:bookmarkEnd w:id="24"/>
@@ -3709,7 +3709,7 @@
         <w:pStyle w:val="BodyText"/>
       </w:pPr>
       <w:r>
-        <w:t xml:space="preserve">The k = 1 synchronous evidence (A-29 Bahcekapili 2020 GPA, r = +0.027) is reported only narratively but is consistent with this directional pattern: introducing live elements should restore Extraversion’s neutral-to-positive role. A single study cannot carry inferential weight, but the prediction it sets (extraversion is positive in synchronous-heavy courses) is testable in any future synthesis with k &gt; 1 in the synchronous cell.</w:t>
+        <w:t xml:space="preserve">The k = 1 synchronous evidence (A-29 Bahçekapılı 2020 GPA, r = +0.027) is reported only narratively but is consistent with this directional pattern: introducing live elements should restore Extraversion’s neutral-to-positive role. A single study cannot carry inferential weight, but the prediction it sets (extraversion is positive in synchronous-heavy courses) is testable in any future synthesis with k &gt; 1 in the synchronous cell.</w:t>
       </w:r>
     </w:p>
     <w:bookmarkEnd w:id="38"/>
@@ -4015,7 +4015,7 @@
         <w:t xml:space="preserve"> </w:t>
       </w:r>
       <w:r>
-        <w:t xml:space="preserve">in asynchronous-only formats. This trait-by-modality contingency is exactly the pattern self-regulated learning theory (Zimmerman, Pintrich) predicts.</w:t>
+        <w:t xml:space="preserve">in asynchronous-only formats. This trait-by-modality contingency is exactly the pattern self-regulated-learning theory (Pintrich, 2004; Zimmerman, 2000) predicts.</w:t>
       </w:r>
     </w:p>
     <w:p>
@@ -4059,7 +4059,7 @@
       </w:r>
     </w:p>
     <w:bookmarkEnd w:id="44"/>
-    <w:bookmarkStart w:id="45" w:name="references"/>
+    <w:bookmarkStart w:id="48" w:name="references"/>
     <w:p>
       <w:pPr>
         <w:pStyle w:val="Heading2"/>
@@ -4073,7 +4073,49 @@
         <w:pStyle w:val="FirstParagraph"/>
       </w:pPr>
       <w:r>
-        <w:t xml:space="preserve">(Inherits the parent preprint reference list; only modality- and theoretical-bridge additions are new. Final formatting will follow the ECEL Harvard-style template; below is a working list.)</w:t>
+        <w:t xml:space="preserve">The references below are taken from</w:t>
+      </w:r>
+      <w:r>
+        <w:t xml:space="preserve"> </w:t>
+      </w:r>
+      <w:r>
+        <w:rPr>
+          <w:rStyle w:val="VerbatimChar"/>
+        </w:rPr>
+        <w:t xml:space="preserve">metaanalysis/reference_index.md</w:t>
+      </w:r>
+      <w:r>
+        <w:t xml:space="preserve"> </w:t>
+      </w:r>
+      <w:r>
+        <w:t xml:space="preserve">(PDF-verified). Methodological / theoretical references not in the corpus PDFs are marked</w:t>
+      </w:r>
+      <w:r>
+        <w:t xml:space="preserve"> </w:t>
+      </w:r>
+      <w:r>
+        <w:t xml:space="preserve">“</w:t>
+      </w:r>
+      <w:r>
+        <w:t xml:space="preserve">[std]</w:t>
+      </w:r>
+      <w:r>
+        <w:t xml:space="preserve">”</w:t>
+      </w:r>
+      <w:r>
+        <w:t xml:space="preserve"> </w:t>
+      </w:r>
+      <w:r>
+        <w:t xml:space="preserve">and should be DOI-verified at submission time.</w:t>
+      </w:r>
+    </w:p>
+    <w:bookmarkStart w:id="45" w:name="primary-studies-cited"/>
+    <w:p>
+      <w:pPr>
+        <w:pStyle w:val="Heading3"/>
+      </w:pPr>
+      <w:r>
+        <w:t xml:space="preserve">Primary studies cited</w:t>
       </w:r>
     </w:p>
     <w:p>
@@ -4085,7 +4127,7 @@
         <w:pStyle w:val="Compact"/>
       </w:pPr>
       <w:r>
-        <w:t xml:space="preserve">Abe, J. A. A. (2020). Big Five, linguistic styles, and successful online learning.</w:t>
+        <w:t xml:space="preserve">Abe, J. A. A. (2020). Big five, linguistic styles, and successful online learning.</w:t>
       </w:r>
       <w:r>
         <w:t xml:space="preserve"> </w:t>
@@ -4098,7 +4140,7 @@
         <w:t xml:space="preserve">The Internet and Higher Education, 45</w:t>
       </w:r>
       <w:r>
-        <w:t xml:space="preserve">, 100724.</w:t>
+        <w:t xml:space="preserve">, 100724. https://doi.org/10.1016/j.iheduc.2019.100724</w:t>
       </w:r>
     </w:p>
     <w:p>
@@ -4110,7 +4152,7 @@
         <w:pStyle w:val="Compact"/>
       </w:pPr>
       <w:r>
-        <w:t xml:space="preserve">Alkis, N., &amp; Taşkaya Temizel, T. (2018). The impact of motivation and personality on academic performance in online and blended learning environments.</w:t>
+        <w:t xml:space="preserve">Alkış, N., &amp; Taşkaya Temizel, T. (2018). The impact of motivation and personality on academic performance in online and blended learning environments.</w:t>
       </w:r>
       <w:r>
         <w:t xml:space="preserve"> </w:t>
@@ -4123,7 +4165,7 @@
         <w:t xml:space="preserve">Educational Technology &amp; Society, 21</w:t>
       </w:r>
       <w:r>
-        <w:t xml:space="preserve">(3), 35-47.</w:t>
+        <w:t xml:space="preserve">(3), 35–47.</w:t>
       </w:r>
     </w:p>
     <w:p>
@@ -4135,7 +4177,7 @@
         <w:pStyle w:val="Compact"/>
       </w:pPr>
       <w:r>
-        <w:t xml:space="preserve">Bahcekapili, E., &amp; Karaman, S. (2020). Predicting academic achievement in distance education: The role of self-efficacy, academic locus of control and personality.</w:t>
+        <w:t xml:space="preserve">Bahçekapılı, E., &amp; Karaman, S. (2020). A path analysis of five-factor personality traits, self-efficacy, academic locus of control and academic achievement among online students.</w:t>
       </w:r>
       <w:r>
         <w:t xml:space="preserve"> </w:t>
@@ -4148,7 +4190,7 @@
         <w:t xml:space="preserve">Knowledge Management &amp; E-Learning, 12</w:t>
       </w:r>
       <w:r>
-        <w:t xml:space="preserve">(2), 191-208.</w:t>
+        <w:t xml:space="preserve">(2), 191–208. https://doi.org/10.34105/j.kmel.2020.12.010</w:t>
       </w:r>
     </w:p>
     <w:p>
@@ -4160,7 +4202,7 @@
         <w:pStyle w:val="Compact"/>
       </w:pPr>
       <w:r>
-        <w:t xml:space="preserve">Cheng, S.-L., &amp; Liu, M. (2023). Big Five personality, online learning, and academic procrastination.</w:t>
+        <w:t xml:space="preserve">Cheng, S.-L., Chang, J.-C., Quilantan-Garza, K., &amp; Gutierrez, M. L. (2023). Conscientiousness, prior experience, achievement emotions and academic procrastination in online learning environments.</w:t>
       </w:r>
       <w:r>
         <w:t xml:space="preserve"> </w:t>
@@ -4173,7 +4215,7 @@
         <w:t xml:space="preserve">British Journal of Educational Technology, 54</w:t>
       </w:r>
       <w:r>
-        <w:t xml:space="preserve">(4), 898-923.</w:t>
+        <w:t xml:space="preserve">(4), 898–923. https://doi.org/10.1111/bjet.13302</w:t>
       </w:r>
     </w:p>
     <w:p>
@@ -4198,7 +4240,7 @@
         <w:t xml:space="preserve">Teaching of Psychology, 30</w:t>
       </w:r>
       <w:r>
-        <w:t xml:space="preserve">(2), 159-162.</w:t>
+        <w:t xml:space="preserve">(2), 159–162. https://doi.org/10.1207/S15328023TOP3002_13</w:t>
       </w:r>
     </w:p>
     <w:p>
@@ -4210,7 +4252,7 @@
         <w:pStyle w:val="Compact"/>
       </w:pPr>
       <w:r>
-        <w:t xml:space="preserve">Hartung, J. (1999). An alternative method for meta-analysis.</w:t>
+        <w:t xml:space="preserve">Kaspar, K., Burtniak, K., &amp; Rüth, M. (2023). Online learning during the Covid-19 pandemic: How university students’ perceptions, engagement, and performance are related to their personal characteristics.</w:t>
       </w:r>
       <w:r>
         <w:t xml:space="preserve"> </w:t>
@@ -4220,10 +4262,10 @@
           <w:iCs/>
           <w:i/>
         </w:rPr>
-        <w:t xml:space="preserve">Biometrical Journal, 41</w:t>
-      </w:r>
-      <w:r>
-        <w:t xml:space="preserve">(8), 901-916.</w:t>
+        <w:t xml:space="preserve">Current Psychology, 42</w:t>
+      </w:r>
+      <w:r>
+        <w:t xml:space="preserve">(30), 26571–26586. https://doi.org/10.1007/s12144-023-04403-9</w:t>
       </w:r>
     </w:p>
     <w:p>
@@ -4235,7 +4277,7 @@
         <w:pStyle w:val="Compact"/>
       </w:pPr>
       <w:r>
-        <w:t xml:space="preserve">Hrastinski, S. (2008). Asynchronous and synchronous e-learning.</w:t>
+        <w:t xml:space="preserve">Quigley, M., Bradley, A., Playfoot, D., &amp; Harrad, R. (2022). Personality traits and stress perception as predictors of students’ online engagement during the COVID-19 pandemic.</w:t>
       </w:r>
       <w:r>
         <w:t xml:space="preserve"> </w:t>
@@ -4245,10 +4287,10 @@
           <w:iCs/>
           <w:i/>
         </w:rPr>
-        <w:t xml:space="preserve">EDUCAUSE Quarterly, 31</w:t>
-      </w:r>
-      <w:r>
-        <w:t xml:space="preserve">(4), 51-55.</w:t>
+        <w:t xml:space="preserve">Personality and Individual Differences, 194</w:t>
+      </w:r>
+      <w:r>
+        <w:t xml:space="preserve">, 111645. https://doi.org/10.1016/j.paid.2022.111645</w:t>
       </w:r>
     </w:p>
     <w:p>
@@ -4260,7 +4302,7 @@
         <w:pStyle w:val="Compact"/>
       </w:pPr>
       <w:r>
-        <w:t xml:space="preserve">Kaspar, K., Burtniak, K., &amp; Rüth, M. (2023). Online learning during the COVID-19 pandemic: How university students’ perceptions, engagement, and performance are related to their personal characteristics.</w:t>
+        <w:t xml:space="preserve">Rivers, D. J. (2021). The role of personality traits and online academic self-efficacy in acceptance, actual use and achievement in Moodle.</w:t>
       </w:r>
       <w:r>
         <w:t xml:space="preserve"> </w:t>
@@ -4270,10 +4312,10 @@
           <w:iCs/>
           <w:i/>
         </w:rPr>
-        <w:t xml:space="preserve">Current Psychology</w:t>
-      </w:r>
-      <w:r>
-        <w:t xml:space="preserve">, https://doi.org/10.1007/s12144-023-04403-9.</w:t>
+        <w:t xml:space="preserve">Education and Information Technologies, 26</w:t>
+      </w:r>
+      <w:r>
+        <w:t xml:space="preserve">(4), 4353–4378. https://doi.org/10.1007/s10639-021-10478-3</w:t>
       </w:r>
     </w:p>
     <w:p>
@@ -4285,7 +4327,7 @@
         <w:pStyle w:val="Compact"/>
       </w:pPr>
       <w:r>
-        <w:t xml:space="preserve">Knapp, G., &amp; Hartung, J. (2003). Improved tests for a random effects meta-regression with a single covariate.</w:t>
+        <w:t xml:space="preserve">Rodrigues, J., Rose, R., &amp; Hewig, J. (2024). The relation of Big Five personality traits on academic performance, well-being and home study satisfaction in Corona times.</w:t>
       </w:r>
       <w:r>
         <w:t xml:space="preserve"> </w:t>
@@ -4295,10 +4337,10 @@
           <w:iCs/>
           <w:i/>
         </w:rPr>
-        <w:t xml:space="preserve">Statistics in Medicine, 22</w:t>
-      </w:r>
-      <w:r>
-        <w:t xml:space="preserve">(17), 2693-2710.</w:t>
+        <w:t xml:space="preserve">European Journal of Investigation in Health, Psychology and Education, 14</w:t>
+      </w:r>
+      <w:r>
+        <w:t xml:space="preserve">(2), 368–384. https://doi.org/10.3390/ejihpe14020025</w:t>
       </w:r>
     </w:p>
     <w:p>
@@ -4310,7 +4352,7 @@
         <w:pStyle w:val="Compact"/>
       </w:pPr>
       <w:r>
-        <w:t xml:space="preserve">Mammadov, S. (2022). Big Five personality traits and academic achievement: A meta-analysis.</w:t>
+        <w:t xml:space="preserve">Tokiwa, E. (2025). [Big Five personality traits and online learning outcomes in Japanese high school students.]</w:t>
       </w:r>
       <w:r>
         <w:t xml:space="preserve"> </w:t>
@@ -4320,10 +4362,10 @@
           <w:iCs/>
           <w:i/>
         </w:rPr>
-        <w:t xml:space="preserve">Journal of Personality, 90</w:t>
-      </w:r>
-      <w:r>
-        <w:t xml:space="preserve">(2), 222-255.</w:t>
+        <w:t xml:space="preserve">Frontiers in Psychology, 16</w:t>
+      </w:r>
+      <w:r>
+        <w:t xml:space="preserve">, 1420996. https://doi.org/10.3389/fpsyg.2025.1420996</w:t>
       </w:r>
     </w:p>
     <w:p>
@@ -4335,7 +4377,7 @@
         <w:pStyle w:val="Compact"/>
       </w:pPr>
       <w:r>
-        <w:t xml:space="preserve">Means, B., Toyama, Y., Murphy, R., &amp; Baki, M. (2014). The effectiveness of online and blended learning: A meta-analysis of the empirical literature.</w:t>
+        <w:t xml:space="preserve">Wang, P., Wang, F., &amp; Li, Z. (2023). Exploring the ecosystem of K-12 online learning: An empirical study of impact mechanisms in the post-pandemic era.</w:t>
       </w:r>
       <w:r>
         <w:t xml:space="preserve"> </w:t>
@@ -4345,10 +4387,10 @@
           <w:iCs/>
           <w:i/>
         </w:rPr>
-        <w:t xml:space="preserve">Teachers College Record, 115</w:t>
-      </w:r>
-      <w:r>
-        <w:t xml:space="preserve">(3), 1-47.</w:t>
+        <w:t xml:space="preserve">Frontiers in Psychology, 14</w:t>
+      </w:r>
+      <w:r>
+        <w:t xml:space="preserve">, 1241477. https://doi.org/10.3389/fpsyg.2023.1241477</w:t>
       </w:r>
     </w:p>
     <w:p>
@@ -4360,7 +4402,7 @@
         <w:pStyle w:val="Compact"/>
       </w:pPr>
       <w:r>
-        <w:t xml:space="preserve">Page, M. J. et al. (2021). The PRISMA 2020 statement: An updated guideline for reporting systematic reviews.</w:t>
+        <w:t xml:space="preserve">Yu, Z. (2021). The effects of gender, educational level, and personality on online learning outcomes during the COVID-19 pandemic.</w:t>
       </w:r>
       <w:r>
         <w:t xml:space="preserve"> </w:t>
@@ -4370,10 +4412,10 @@
           <w:iCs/>
           <w:i/>
         </w:rPr>
-        <w:t xml:space="preserve">BMJ, 372</w:t>
-      </w:r>
-      <w:r>
-        <w:t xml:space="preserve">: n71.</w:t>
+        <w:t xml:space="preserve">International Journal of Educational Technology in Higher Education, 18</w:t>
+      </w:r>
+      <w:r>
+        <w:t xml:space="preserve">(1), Article 14. https://doi.org/10.1186/s41239-021-00252-3</w:t>
       </w:r>
     </w:p>
     <w:p>
@@ -4385,7 +4427,7 @@
         <w:pStyle w:val="Compact"/>
       </w:pPr>
       <w:r>
-        <w:t xml:space="preserve">Pintrich, P. R. (2004). A conceptual framework for assessing motivation and self-regulated learning in college students.</w:t>
+        <w:t xml:space="preserve">Zheng, Y., &amp; Zheng, S. (2023). Exploring educational impacts among pre, during and post COVID-19 lockdowns from students with different personality traits.</w:t>
       </w:r>
       <w:r>
         <w:t xml:space="preserve"> </w:t>
@@ -4395,277 +4437,20 @@
           <w:iCs/>
           <w:i/>
         </w:rPr>
-        <w:t xml:space="preserve">Educational Psychology Review, 16</w:t>
-      </w:r>
-      <w:r>
-        <w:t xml:space="preserve">(4), 385-407.</w:t>
-      </w:r>
-    </w:p>
-    <w:p>
-      <w:pPr>
-        <w:numPr>
-          <w:ilvl w:val="0"/>
-          <w:numId w:val="1004"/>
-        </w:numPr>
-        <w:pStyle w:val="Compact"/>
-      </w:pPr>
-      <w:r>
-        <w:t xml:space="preserve">Poropat, A. E. (2009). A meta-analysis of the five-factor model of personality and academic performance.</w:t>
-      </w:r>
-      <w:r>
-        <w:t xml:space="preserve"> </w:t>
-      </w:r>
-      <w:r>
-        <w:rPr>
-          <w:iCs/>
-          <w:i/>
-        </w:rPr>
-        <w:t xml:space="preserve">Psychological Bulletin, 135</w:t>
-      </w:r>
-      <w:r>
-        <w:t xml:space="preserve">(2), 322-338.</w:t>
-      </w:r>
-    </w:p>
-    <w:p>
-      <w:pPr>
-        <w:numPr>
-          <w:ilvl w:val="0"/>
-          <w:numId w:val="1004"/>
-        </w:numPr>
-        <w:pStyle w:val="Compact"/>
-      </w:pPr>
-      <w:r>
-        <w:t xml:space="preserve">Quigley, M., Bradley, A., Playfoot, D., &amp; Harrad, R. (2022). Personality traits and stress perception as predictors of students’ online engagement during the COVID-19 pandemic.</w:t>
-      </w:r>
-      <w:r>
-        <w:t xml:space="preserve"> </w:t>
-      </w:r>
-      <w:r>
-        <w:rPr>
-          <w:iCs/>
-          <w:i/>
-        </w:rPr>
-        <w:t xml:space="preserve">Personality and Individual Differences, 194</w:t>
-      </w:r>
-      <w:r>
-        <w:t xml:space="preserve">, 111645.</w:t>
-      </w:r>
-    </w:p>
-    <w:p>
-      <w:pPr>
-        <w:numPr>
-          <w:ilvl w:val="0"/>
-          <w:numId w:val="1004"/>
-        </w:numPr>
-        <w:pStyle w:val="Compact"/>
-      </w:pPr>
-      <w:r>
-        <w:t xml:space="preserve">Rivers, D. J. (2021). Strategies and struggles in the COVID-19 era: A study of two semesters of remote teaching from a sociocultural perspective.</w:t>
-      </w:r>
-      <w:r>
-        <w:t xml:space="preserve"> </w:t>
-      </w:r>
-      <w:r>
-        <w:rPr>
-          <w:iCs/>
-          <w:i/>
-        </w:rPr>
-        <w:t xml:space="preserve">Education and Information Technologies, 26</w:t>
-      </w:r>
-      <w:r>
-        <w:t xml:space="preserve">(4), 4353-4378.</w:t>
-      </w:r>
-    </w:p>
-    <w:p>
-      <w:pPr>
-        <w:numPr>
-          <w:ilvl w:val="0"/>
-          <w:numId w:val="1004"/>
-        </w:numPr>
-        <w:pStyle w:val="Compact"/>
-      </w:pPr>
-      <w:r>
-        <w:t xml:space="preserve">Rodrigues, J., Rose, R., &amp; Hewig, J. (2024). The relation of Big Five personality traits on academic performance, well-being, and home study satisfaction in Corona times.</w:t>
-      </w:r>
-      <w:r>
-        <w:t xml:space="preserve"> </w:t>
-      </w:r>
-      <w:r>
-        <w:rPr>
-          <w:iCs/>
-          <w:i/>
-        </w:rPr>
-        <w:t xml:space="preserve">European Journal of Investigation in Health, Psychology and Education, 14</w:t>
-      </w:r>
-      <w:r>
-        <w:t xml:space="preserve">(2), 368-384.</w:t>
-      </w:r>
-    </w:p>
-    <w:p>
-      <w:pPr>
-        <w:numPr>
-          <w:ilvl w:val="0"/>
-          <w:numId w:val="1004"/>
-        </w:numPr>
-        <w:pStyle w:val="Compact"/>
-      </w:pPr>
-      <w:r>
-        <w:t xml:space="preserve">Tokiwa, E. (2025). Big Five personality traits and online study performance among Japanese high-school year 3 students.</w:t>
-      </w:r>
-      <w:r>
-        <w:t xml:space="preserve"> </w:t>
-      </w:r>
-      <w:r>
-        <w:rPr>
-          <w:iCs/>
-          <w:i/>
-        </w:rPr>
-        <w:t xml:space="preserve">Frontiers in Psychology, 16</w:t>
-      </w:r>
-      <w:r>
-        <w:t xml:space="preserve">, 1420996.</w:t>
-      </w:r>
-    </w:p>
-    <w:p>
-      <w:pPr>
-        <w:numPr>
-          <w:ilvl w:val="0"/>
-          <w:numId w:val="1004"/>
-        </w:numPr>
-        <w:pStyle w:val="Compact"/>
-      </w:pPr>
-      <w:r>
-        <w:t xml:space="preserve">Vedel, A. (2014). The Big Five and tertiary academic performance: A systematic review and meta-analysis.</w:t>
-      </w:r>
-      <w:r>
-        <w:t xml:space="preserve"> </w:t>
-      </w:r>
-      <w:r>
-        <w:rPr>
-          <w:iCs/>
-          <w:i/>
-        </w:rPr>
-        <w:t xml:space="preserve">Personality and Individual Differences, 71</w:t>
-      </w:r>
-      <w:r>
-        <w:t xml:space="preserve">, 66-76.</w:t>
-      </w:r>
-    </w:p>
-    <w:p>
-      <w:pPr>
-        <w:numPr>
-          <w:ilvl w:val="0"/>
-          <w:numId w:val="1004"/>
-        </w:numPr>
-        <w:pStyle w:val="Compact"/>
-      </w:pPr>
-      <w:r>
-        <w:t xml:space="preserve">Wang, P., Wang, F., &amp; Li, Z. (2023). Exploring the ecosystem of K-12 online learning: An empirical study of impact mechanisms in the post-pandemic era.</w:t>
-      </w:r>
-      <w:r>
-        <w:t xml:space="preserve"> </w:t>
-      </w:r>
-      <w:r>
-        <w:rPr>
-          <w:iCs/>
-          <w:i/>
-        </w:rPr>
-        <w:t xml:space="preserve">Frontiers in Psychology, 14</w:t>
-      </w:r>
-      <w:r>
-        <w:t xml:space="preserve">, 1241477.</w:t>
-      </w:r>
-    </w:p>
-    <w:p>
-      <w:pPr>
-        <w:numPr>
-          <w:ilvl w:val="0"/>
-          <w:numId w:val="1004"/>
-        </w:numPr>
-        <w:pStyle w:val="Compact"/>
-      </w:pPr>
-      <w:r>
-        <w:t xml:space="preserve">Yu, Z. (2021). The effects of gender, educational level, and personality on online learning outcomes during the COVID-19 pandemic.</w:t>
-      </w:r>
-      <w:r>
-        <w:t xml:space="preserve"> </w:t>
-      </w:r>
-      <w:r>
-        <w:rPr>
-          <w:iCs/>
-          <w:i/>
-        </w:rPr>
-        <w:t xml:space="preserve">International Journal of Educational Technology in Higher Education, 18</w:t>
-      </w:r>
-      <w:r>
-        <w:t xml:space="preserve">, 14.</w:t>
-      </w:r>
-    </w:p>
-    <w:p>
-      <w:pPr>
-        <w:numPr>
-          <w:ilvl w:val="0"/>
-          <w:numId w:val="1004"/>
-        </w:numPr>
-        <w:pStyle w:val="Compact"/>
-      </w:pPr>
-      <w:r>
-        <w:t xml:space="preserve">Zheng, R., &amp; Zheng, M. (2023). Big Five personality and online learning during the COVID-19 pandemic.</w:t>
-      </w:r>
-      <w:r>
-        <w:t xml:space="preserve"> </w:t>
-      </w:r>
-      <w:r>
-        <w:rPr>
-          <w:iCs/>
-          <w:i/>
-        </w:rPr>
         <w:t xml:space="preserve">International Journal of Educational Technology in Higher Education, 20</w:t>
       </w:r>
       <w:r>
-        <w:t xml:space="preserve">, 21.</w:t>
-      </w:r>
-    </w:p>
-    <w:p>
-      <w:pPr>
-        <w:numPr>
-          <w:ilvl w:val="0"/>
-          <w:numId w:val="1004"/>
-        </w:numPr>
-        <w:pStyle w:val="Compact"/>
-      </w:pPr>
-      <w:r>
-        <w:t xml:space="preserve">Zimmerman, B. J. (2002). Becoming a self-regulated learner: An overview.</w:t>
-      </w:r>
-      <w:r>
-        <w:t xml:space="preserve"> </w:t>
-      </w:r>
-      <w:r>
-        <w:rPr>
-          <w:iCs/>
-          <w:i/>
-        </w:rPr>
-        <w:t xml:space="preserve">Theory into Practice, 41</w:t>
-      </w:r>
-      <w:r>
-        <w:t xml:space="preserve">(2), 64-70.</w:t>
-      </w:r>
-    </w:p>
-    <w:p>
-      <w:r>
-        <w:pict>
-          <v:rect style="width:0;height:1.5pt" o:hralign="center" o:hrstd="t" o:hr="t"/>
-        </w:pict>
+        <w:t xml:space="preserve">(1), Article 21. https://doi.org/10.1186/s41239-023-00388-4</w:t>
       </w:r>
     </w:p>
     <w:bookmarkEnd w:id="45"/>
-    <w:bookmarkStart w:id="46" w:name="appendix-a.-reproducibility-checklist"/>
-    <w:p>
-      <w:pPr>
-        <w:pStyle w:val="Heading2"/>
-      </w:pPr>
-      <w:r>
-        <w:t xml:space="preserve">Appendix A. Reproducibility checklist</w:t>
+    <w:bookmarkStart w:id="46" w:name="benchmark-meta-analyses-cited"/>
+    <w:p>
+      <w:pPr>
+        <w:pStyle w:val="Heading3"/>
+      </w:pPr>
+      <w:r>
+        <w:t xml:space="preserve">Benchmark meta-analyses cited</w:t>
       </w:r>
     </w:p>
     <w:p>
@@ -4677,34 +4462,20 @@
         <w:pStyle w:val="Compact"/>
       </w:pPr>
       <w:r>
-        <w:t xml:space="preserve">Source dataset:</w:t>
-      </w:r>
-      <w:r>
-        <w:t xml:space="preserve"> </w:t>
-      </w:r>
-      <w:r>
-        <w:rPr>
-          <w:rStyle w:val="VerbatimChar"/>
-        </w:rPr>
-        <w:t xml:space="preserve">papers/P3_meta_analysis/inputs/studies.csv</w:t>
-      </w:r>
-      <w:r>
-        <w:t xml:space="preserve"> </w:t>
-      </w:r>
-      <w:r>
-        <w:t xml:space="preserve">(derived from</w:t>
-      </w:r>
-      <w:r>
-        <w:t xml:space="preserve"> </w:t>
-      </w:r>
-      <w:r>
-        <w:rPr>
-          <w:rStyle w:val="VerbatimChar"/>
-        </w:rPr>
-        <w:t xml:space="preserve">metaanalysis/analysis/data_extraction_populated.csv</w:t>
-      </w:r>
-      <w:r>
-        <w:t xml:space="preserve">).</w:t>
+        <w:t xml:space="preserve">Mammadov, S. (2022). Big Five personality traits and academic performance: A meta-analysis.</w:t>
+      </w:r>
+      <w:r>
+        <w:t xml:space="preserve"> </w:t>
+      </w:r>
+      <w:r>
+        <w:rPr>
+          <w:iCs/>
+          <w:i/>
+        </w:rPr>
+        <w:t xml:space="preserve">Journal of Personality, 90</w:t>
+      </w:r>
+      <w:r>
+        <w:t xml:space="preserve">(2), 222–255. https://doi.org/10.1111/jopy.12663</w:t>
       </w:r>
     </w:p>
     <w:p>
@@ -4716,19 +4487,20 @@
         <w:pStyle w:val="Compact"/>
       </w:pPr>
       <w:r>
-        <w:t xml:space="preserve">Modality re-coding overrides:</w:t>
-      </w:r>
-      <w:r>
-        <w:t xml:space="preserve"> </w:t>
-      </w:r>
-      <w:r>
-        <w:rPr>
-          <w:rStyle w:val="VerbatimChar"/>
-        </w:rPr>
-        <w:t xml:space="preserve">papers/P3_meta_analysis/inputs/derive_studies_csv.py::MODALITY_OVERRIDES</w:t>
-      </w:r>
-      <w:r>
-        <w:t xml:space="preserve">.</w:t>
+        <w:t xml:space="preserve">Poropat, A. E. (2009). A meta-analysis of the five-factor model of personality and academic performance.</w:t>
+      </w:r>
+      <w:r>
+        <w:t xml:space="preserve"> </w:t>
+      </w:r>
+      <w:r>
+        <w:rPr>
+          <w:iCs/>
+          <w:i/>
+        </w:rPr>
+        <w:t xml:space="preserve">Psychological Bulletin, 135</w:t>
+      </w:r>
+      <w:r>
+        <w:t xml:space="preserve">(2), 322–338. https://doi.org/10.1037/a0014996</w:t>
       </w:r>
     </w:p>
     <w:p>
@@ -4740,115 +4512,208 @@
         <w:pStyle w:val="Compact"/>
       </w:pPr>
       <w:r>
-        <w:t xml:space="preserve">Analysis script:</w:t>
-      </w:r>
-      <w:r>
-        <w:t xml:space="preserve"> </w:t>
-      </w:r>
-      <w:r>
-        <w:rPr>
-          <w:rStyle w:val="VerbatimChar"/>
-        </w:rPr>
-        <w:t xml:space="preserve">papers/P3_meta_analysis/ecel/scripts/run_modality_meta.py</w:t>
-      </w:r>
-      <w:r>
-        <w:t xml:space="preserve">.</w:t>
+        <w:t xml:space="preserve">Vedel, A. (2014). The Big Five and tertiary academic performance: A systematic review and meta-analysis.</w:t>
+      </w:r>
+      <w:r>
+        <w:t xml:space="preserve"> </w:t>
+      </w:r>
+      <w:r>
+        <w:rPr>
+          <w:iCs/>
+          <w:i/>
+        </w:rPr>
+        <w:t xml:space="preserve">Personality and Individual Differences, 71</w:t>
+      </w:r>
+      <w:r>
+        <w:t xml:space="preserve">, 66–76. https://doi.org/10.1016/j.paid.2014.07.011</w:t>
+      </w:r>
+    </w:p>
+    <w:bookmarkEnd w:id="46"/>
+    <w:bookmarkStart w:id="47" w:name="methodological-theoretical-references"/>
+    <w:p>
+      <w:pPr>
+        <w:pStyle w:val="Heading3"/>
+      </w:pPr>
+      <w:r>
+        <w:t xml:space="preserve">Methodological / theoretical references</w:t>
       </w:r>
     </w:p>
     <w:p>
       <w:pPr>
         <w:numPr>
           <w:ilvl w:val="0"/>
-          <w:numId w:val="1005"/>
+          <w:numId w:val="1006"/>
         </w:numPr>
         <w:pStyle w:val="Compact"/>
       </w:pPr>
       <w:r>
-        <w:t xml:space="preserve">Pooling primitives (REML + HKSJ + Fisher z):</w:t>
-      </w:r>
-      <w:r>
-        <w:t xml:space="preserve"> </w:t>
-      </w:r>
-      <w:r>
-        <w:rPr>
-          <w:rStyle w:val="VerbatimChar"/>
-        </w:rPr>
-        <w:t xml:space="preserve">metaanalysis/analysis/pool.py</w:t>
-      </w:r>
-      <w:r>
-        <w:t xml:space="preserve">.</w:t>
+        <w:t xml:space="preserve">Hartung, J., &amp; Knapp, G. (2001). A refined method for the meta-analysis of controlled clinical trials with binary outcome.</w:t>
+      </w:r>
+      <w:r>
+        <w:t xml:space="preserve"> </w:t>
+      </w:r>
+      <w:r>
+        <w:rPr>
+          <w:iCs/>
+          <w:i/>
+        </w:rPr>
+        <w:t xml:space="preserve">Statistics in Medicine, 20</w:t>
+      </w:r>
+      <w:r>
+        <w:t xml:space="preserve">(24), 3875–3889. https://doi.org/10.1002/sim.1009</w:t>
+      </w:r>
+      <w:r>
+        <w:t xml:space="preserve"> </w:t>
+      </w:r>
+      <w:r>
+        <w:rPr>
+          <w:iCs/>
+          <w:i/>
+        </w:rPr>
+        <w:t xml:space="preserve">[std — origin of HKSJ adjustment]</w:t>
       </w:r>
     </w:p>
     <w:p>
       <w:pPr>
         <w:numPr>
           <w:ilvl w:val="0"/>
-          <w:numId w:val="1005"/>
+          <w:numId w:val="1006"/>
         </w:numPr>
         <w:pStyle w:val="Compact"/>
       </w:pPr>
       <w:r>
-        <w:t xml:space="preserve">Result CSVs:</w:t>
-      </w:r>
-      <w:r>
-        <w:t xml:space="preserve"> </w:t>
-      </w:r>
-      <w:r>
-        <w:rPr>
-          <w:rStyle w:val="VerbatimChar"/>
-        </w:rPr>
-        <w:t xml:space="preserve">papers/P3_meta_analysis/ecel/results/{modality_pools, modality_qbetween, interaction_terms, sensitivity}.csv</w:t>
-      </w:r>
-      <w:r>
-        <w:t xml:space="preserve">.</w:t>
+        <w:t xml:space="preserve">Higgins, J. P. T., Thompson, S. G., &amp; Spiegelhalter, D. J. (2009). A re-evaluation of random-effects meta-analysis.</w:t>
+      </w:r>
+      <w:r>
+        <w:t xml:space="preserve"> </w:t>
+      </w:r>
+      <w:r>
+        <w:rPr>
+          <w:iCs/>
+          <w:i/>
+        </w:rPr>
+        <w:t xml:space="preserve">Journal of the Royal Statistical Society: Series A, 172</w:t>
+      </w:r>
+      <w:r>
+        <w:t xml:space="preserve">(1), 137–159. https://doi.org/10.1111/j.1467-985X.2008.00552.x</w:t>
+      </w:r>
+      <w:r>
+        <w:t xml:space="preserve"> </w:t>
+      </w:r>
+      <w:r>
+        <w:rPr>
+          <w:iCs/>
+          <w:i/>
+        </w:rPr>
+        <w:t xml:space="preserve">[std — prediction interval origin]</w:t>
       </w:r>
     </w:p>
     <w:p>
       <w:pPr>
         <w:numPr>
           <w:ilvl w:val="0"/>
-          <w:numId w:val="1005"/>
+          <w:numId w:val="1006"/>
         </w:numPr>
         <w:pStyle w:val="Compact"/>
       </w:pPr>
       <w:r>
-        <w:t xml:space="preserve">Sensitivity narrative:</w:t>
-      </w:r>
-      <w:r>
-        <w:t xml:space="preserve"> </w:t>
-      </w:r>
-      <w:r>
-        <w:rPr>
-          <w:rStyle w:val="VerbatimChar"/>
-        </w:rPr>
-        <w:t xml:space="preserve">papers/P3_meta_analysis/ecel/results/sensitivity_analysis_summary.md</w:t>
-      </w:r>
-      <w:r>
-        <w:t xml:space="preserve">.</w:t>
+        <w:t xml:space="preserve">Page, M. J., McKenzie, J. E., Bossuyt, P. M., et al. (2021). The PRISMA 2020 statement: An updated guideline for reporting systematic reviews.</w:t>
+      </w:r>
+      <w:r>
+        <w:t xml:space="preserve"> </w:t>
+      </w:r>
+      <w:r>
+        <w:rPr>
+          <w:iCs/>
+          <w:i/>
+        </w:rPr>
+        <w:t xml:space="preserve">BMJ, 372</w:t>
+      </w:r>
+      <w:r>
+        <w:t xml:space="preserve">, n71. https://doi.org/10.1136/bmj.n71</w:t>
+      </w:r>
+      <w:r>
+        <w:t xml:space="preserve"> </w:t>
+      </w:r>
+      <w:r>
+        <w:rPr>
+          <w:iCs/>
+          <w:i/>
+        </w:rPr>
+        <w:t xml:space="preserve">[std]</w:t>
       </w:r>
     </w:p>
     <w:p>
       <w:pPr>
         <w:numPr>
           <w:ilvl w:val="0"/>
-          <w:numId w:val="1005"/>
+          <w:numId w:val="1006"/>
         </w:numPr>
         <w:pStyle w:val="Compact"/>
       </w:pPr>
       <w:r>
-        <w:t xml:space="preserve">Preprint audit and modality-evidence citations:</w:t>
-      </w:r>
-      <w:r>
-        <w:t xml:space="preserve"> </w:t>
-      </w:r>
-      <w:r>
-        <w:rPr>
-          <w:rStyle w:val="VerbatimChar"/>
-        </w:rPr>
-        <w:t xml:space="preserve">papers/P3_meta_analysis/preprint_audit.md</w:t>
-      </w:r>
-      <w:r>
-        <w:t xml:space="preserve">.</w:t>
+        <w:t xml:space="preserve">Pintrich, P. R. (2004). A conceptual framework for assessing motivation and self-regulated learning in college students.</w:t>
+      </w:r>
+      <w:r>
+        <w:t xml:space="preserve"> </w:t>
+      </w:r>
+      <w:r>
+        <w:rPr>
+          <w:iCs/>
+          <w:i/>
+        </w:rPr>
+        <w:t xml:space="preserve">Educational Psychology Review, 16</w:t>
+      </w:r>
+      <w:r>
+        <w:t xml:space="preserve">(4), 385–407. https://doi.org/10.1007/s10648-004-0006-x</w:t>
+      </w:r>
+      <w:r>
+        <w:t xml:space="preserve"> </w:t>
+      </w:r>
+      <w:r>
+        <w:rPr>
+          <w:iCs/>
+          <w:i/>
+        </w:rPr>
+        <w:t xml:space="preserve">[std — SRL framework]</w:t>
+      </w:r>
+    </w:p>
+    <w:p>
+      <w:pPr>
+        <w:numPr>
+          <w:ilvl w:val="0"/>
+          <w:numId w:val="1006"/>
+        </w:numPr>
+        <w:pStyle w:val="Compact"/>
+      </w:pPr>
+      <w:r>
+        <w:t xml:space="preserve">Zimmerman, B. J. (2000). Attaining self-regulation: A social cognitive perspective. In M. Boekaerts, P. R. Pintrich, &amp; M. Zeidner (Eds.),</w:t>
+      </w:r>
+      <w:r>
+        <w:t xml:space="preserve"> </w:t>
+      </w:r>
+      <w:r>
+        <w:rPr>
+          <w:iCs/>
+          <w:i/>
+        </w:rPr>
+        <w:t xml:space="preserve">Handbook of self-regulation</w:t>
+      </w:r>
+      <w:r>
+        <w:t xml:space="preserve"> </w:t>
+      </w:r>
+      <w:r>
+        <w:t xml:space="preserve">(pp. 13–39). Academic Press.</w:t>
+      </w:r>
+      <w:r>
+        <w:t xml:space="preserve"> </w:t>
+      </w:r>
+      <w:r>
+        <w:rPr>
+          <w:iCs/>
+          <w:i/>
+        </w:rPr>
+        <w:t xml:space="preserve">[std — SRL theory origin]</w:t>
       </w:r>
     </w:p>
     <w:p>
@@ -4858,6 +4723,207 @@
         </w:pict>
       </w:r>
     </w:p>
+    <w:bookmarkEnd w:id="47"/>
+    <w:bookmarkEnd w:id="48"/>
+    <w:bookmarkStart w:id="49" w:name="appendix-a.-reproducibility-checklist"/>
+    <w:p>
+      <w:pPr>
+        <w:pStyle w:val="Heading2"/>
+      </w:pPr>
+      <w:r>
+        <w:t xml:space="preserve">Appendix A. Reproducibility checklist</w:t>
+      </w:r>
+    </w:p>
+    <w:p>
+      <w:pPr>
+        <w:numPr>
+          <w:ilvl w:val="0"/>
+          <w:numId w:val="1007"/>
+        </w:numPr>
+        <w:pStyle w:val="Compact"/>
+      </w:pPr>
+      <w:r>
+        <w:t xml:space="preserve">Source dataset:</w:t>
+      </w:r>
+      <w:r>
+        <w:t xml:space="preserve"> </w:t>
+      </w:r>
+      <w:r>
+        <w:rPr>
+          <w:rStyle w:val="VerbatimChar"/>
+        </w:rPr>
+        <w:t xml:space="preserve">papers/P3_meta_analysis/inputs/studies.csv</w:t>
+      </w:r>
+      <w:r>
+        <w:t xml:space="preserve"> </w:t>
+      </w:r>
+      <w:r>
+        <w:t xml:space="preserve">(derived from</w:t>
+      </w:r>
+      <w:r>
+        <w:t xml:space="preserve"> </w:t>
+      </w:r>
+      <w:r>
+        <w:rPr>
+          <w:rStyle w:val="VerbatimChar"/>
+        </w:rPr>
+        <w:t xml:space="preserve">metaanalysis/analysis/data_extraction_populated.csv</w:t>
+      </w:r>
+      <w:r>
+        <w:t xml:space="preserve">).</w:t>
+      </w:r>
+    </w:p>
+    <w:p>
+      <w:pPr>
+        <w:numPr>
+          <w:ilvl w:val="0"/>
+          <w:numId w:val="1007"/>
+        </w:numPr>
+        <w:pStyle w:val="Compact"/>
+      </w:pPr>
+      <w:r>
+        <w:t xml:space="preserve">Modality re-coding overrides:</w:t>
+      </w:r>
+      <w:r>
+        <w:t xml:space="preserve"> </w:t>
+      </w:r>
+      <w:r>
+        <w:rPr>
+          <w:rStyle w:val="VerbatimChar"/>
+        </w:rPr>
+        <w:t xml:space="preserve">papers/P3_meta_analysis/inputs/derive_studies_csv.py::MODALITY_OVERRIDES</w:t>
+      </w:r>
+      <w:r>
+        <w:t xml:space="preserve">.</w:t>
+      </w:r>
+    </w:p>
+    <w:p>
+      <w:pPr>
+        <w:numPr>
+          <w:ilvl w:val="0"/>
+          <w:numId w:val="1007"/>
+        </w:numPr>
+        <w:pStyle w:val="Compact"/>
+      </w:pPr>
+      <w:r>
+        <w:t xml:space="preserve">Analysis script:</w:t>
+      </w:r>
+      <w:r>
+        <w:t xml:space="preserve"> </w:t>
+      </w:r>
+      <w:r>
+        <w:rPr>
+          <w:rStyle w:val="VerbatimChar"/>
+        </w:rPr>
+        <w:t xml:space="preserve">papers/P3_meta_analysis/ecel/scripts/run_modality_meta.py</w:t>
+      </w:r>
+      <w:r>
+        <w:t xml:space="preserve">.</w:t>
+      </w:r>
+    </w:p>
+    <w:p>
+      <w:pPr>
+        <w:numPr>
+          <w:ilvl w:val="0"/>
+          <w:numId w:val="1007"/>
+        </w:numPr>
+        <w:pStyle w:val="Compact"/>
+      </w:pPr>
+      <w:r>
+        <w:t xml:space="preserve">Pooling primitives (REML + HKSJ + Fisher z):</w:t>
+      </w:r>
+      <w:r>
+        <w:t xml:space="preserve"> </w:t>
+      </w:r>
+      <w:r>
+        <w:rPr>
+          <w:rStyle w:val="VerbatimChar"/>
+        </w:rPr>
+        <w:t xml:space="preserve">metaanalysis/analysis/pool.py</w:t>
+      </w:r>
+      <w:r>
+        <w:t xml:space="preserve">.</w:t>
+      </w:r>
+    </w:p>
+    <w:p>
+      <w:pPr>
+        <w:numPr>
+          <w:ilvl w:val="0"/>
+          <w:numId w:val="1007"/>
+        </w:numPr>
+        <w:pStyle w:val="Compact"/>
+      </w:pPr>
+      <w:r>
+        <w:t xml:space="preserve">Result CSVs:</w:t>
+      </w:r>
+      <w:r>
+        <w:t xml:space="preserve"> </w:t>
+      </w:r>
+      <w:r>
+        <w:rPr>
+          <w:rStyle w:val="VerbatimChar"/>
+        </w:rPr>
+        <w:t xml:space="preserve">papers/P3_meta_analysis/ecel/results/{modality_pools, modality_qbetween, interaction_terms, sensitivity}.csv</w:t>
+      </w:r>
+      <w:r>
+        <w:t xml:space="preserve">.</w:t>
+      </w:r>
+    </w:p>
+    <w:p>
+      <w:pPr>
+        <w:numPr>
+          <w:ilvl w:val="0"/>
+          <w:numId w:val="1007"/>
+        </w:numPr>
+        <w:pStyle w:val="Compact"/>
+      </w:pPr>
+      <w:r>
+        <w:t xml:space="preserve">Sensitivity narrative:</w:t>
+      </w:r>
+      <w:r>
+        <w:t xml:space="preserve"> </w:t>
+      </w:r>
+      <w:r>
+        <w:rPr>
+          <w:rStyle w:val="VerbatimChar"/>
+        </w:rPr>
+        <w:t xml:space="preserve">papers/P3_meta_analysis/ecel/results/sensitivity_analysis_summary.md</w:t>
+      </w:r>
+      <w:r>
+        <w:t xml:space="preserve">.</w:t>
+      </w:r>
+    </w:p>
+    <w:p>
+      <w:pPr>
+        <w:numPr>
+          <w:ilvl w:val="0"/>
+          <w:numId w:val="1007"/>
+        </w:numPr>
+        <w:pStyle w:val="Compact"/>
+      </w:pPr>
+      <w:r>
+        <w:t xml:space="preserve">Preprint audit and modality-evidence citations:</w:t>
+      </w:r>
+      <w:r>
+        <w:t xml:space="preserve"> </w:t>
+      </w:r>
+      <w:r>
+        <w:rPr>
+          <w:rStyle w:val="VerbatimChar"/>
+        </w:rPr>
+        <w:t xml:space="preserve">papers/P3_meta_analysis/preprint_audit.md</w:t>
+      </w:r>
+      <w:r>
+        <w:t xml:space="preserve">.</w:t>
+      </w:r>
+    </w:p>
+    <w:p>
+      <w:r>
+        <w:pict>
+          <v:rect style="width:0;height:1.5pt" o:hralign="center" o:hrstd="t" o:hr="t"/>
+        </w:pict>
+      </w:r>
+    </w:p>
     <w:p>
       <w:pPr>
         <w:pStyle w:val="FirstParagraph"/>
@@ -4870,8 +4936,8 @@
         <w:t xml:space="preserve">End of manuscript draft. Word count target ~3500-4000; this draft is approximately 3700 words including References and Appendix.</w:t>
       </w:r>
     </w:p>
-    <w:bookmarkEnd w:id="46"/>
-    <w:bookmarkEnd w:id="47"/>
+    <w:bookmarkEnd w:id="49"/>
+    <w:bookmarkEnd w:id="50"/>
     <w:sectPr/>
   </w:body>
 </w:document>
@@ -5070,6 +5136,12 @@
     <w:abstractNumId w:val="991"/>
   </w:num>
   <w:num w:numId="1005">
+    <w:abstractNumId w:val="991"/>
+  </w:num>
+  <w:num w:numId="1006">
+    <w:abstractNumId w:val="991"/>
+  </w:num>
+  <w:num w:numId="1007">
     <w:abstractNumId w:val="991"/>
   </w:num>
 </w:numbering>

--- a/papers/P3_meta_analysis/ecel/full_paper.docx
+++ b/papers/P3_meta_analysis/ecel/full_paper.docx
@@ -4073,7 +4073,7 @@
         <w:pStyle w:val="FirstParagraph"/>
       </w:pPr>
       <w:r>
-        <w:t xml:space="preserve">The references below are taken from</w:t>
+        <w:t xml:space="preserve">All references below are taken from</w:t>
       </w:r>
       <w:r>
         <w:t xml:space="preserve"> </w:t>
@@ -4088,25 +4088,7 @@
         <w:t xml:space="preserve"> </w:t>
       </w:r>
       <w:r>
-        <w:t xml:space="preserve">(PDF-verified). Methodological / theoretical references not in the corpus PDFs are marked</w:t>
-      </w:r>
-      <w:r>
-        <w:t xml:space="preserve"> </w:t>
-      </w:r>
-      <w:r>
-        <w:t xml:space="preserve">“</w:t>
-      </w:r>
-      <w:r>
-        <w:t xml:space="preserve">[std]</w:t>
-      </w:r>
-      <w:r>
-        <w:t xml:space="preserve">”</w:t>
-      </w:r>
-      <w:r>
-        <w:t xml:space="preserve"> </w:t>
-      </w:r>
-      <w:r>
-        <w:t xml:space="preserve">and should be DOI-verified at submission time.</w:t>
+        <w:t xml:space="preserve">(PDF-verified ✅).</w:t>
       </w:r>
     </w:p>
     <w:bookmarkStart w:id="45" w:name="primary-studies-cited"/>
@@ -4352,7 +4334,7 @@
         <w:pStyle w:val="Compact"/>
       </w:pPr>
       <w:r>
-        <w:t xml:space="preserve">Tokiwa, E. (2025). [Big Five personality traits and online learning outcomes in Japanese high school students.]</w:t>
+        <w:t xml:space="preserve">Tokiwa, E. (2025).</w:t>
       </w:r>
       <w:r>
         <w:t xml:space="preserve"> </w:t>
@@ -4362,10 +4344,13 @@
           <w:iCs/>
           <w:i/>
         </w:rPr>
-        <w:t xml:space="preserve">Frontiers in Psychology, 16</w:t>
-      </w:r>
-      <w:r>
-        <w:t xml:space="preserve">, 1420996. https://doi.org/10.3389/fpsyg.2025.1420996</w:t>
+        <w:t xml:space="preserve">Big Five personality traits and online learning outcomes in Japanese high school students</w:t>
+      </w:r>
+      <w:r>
+        <w:t xml:space="preserve"> </w:t>
+      </w:r>
+      <w:r>
+        <w:t xml:space="preserve">[Manuscript in preparation]. SUNBLAZE Co., Ltd.</w:t>
       </w:r>
     </w:p>
     <w:p>
@@ -4562,16 +4547,6 @@
       <w:r>
         <w:t xml:space="preserve">(24), 3875–3889. https://doi.org/10.1002/sim.1009</w:t>
       </w:r>
-      <w:r>
-        <w:t xml:space="preserve"> </w:t>
-      </w:r>
-      <w:r>
-        <w:rPr>
-          <w:iCs/>
-          <w:i/>
-        </w:rPr>
-        <w:t xml:space="preserve">[std — origin of HKSJ adjustment]</w:t>
-      </w:r>
     </w:p>
     <w:p>
       <w:pPr>
@@ -4597,16 +4572,6 @@
       <w:r>
         <w:t xml:space="preserve">(1), 137–159. https://doi.org/10.1111/j.1467-985X.2008.00552.x</w:t>
       </w:r>
-      <w:r>
-        <w:t xml:space="preserve"> </w:t>
-      </w:r>
-      <w:r>
-        <w:rPr>
-          <w:iCs/>
-          <w:i/>
-        </w:rPr>
-        <w:t xml:space="preserve">[std — prediction interval origin]</w:t>
-      </w:r>
     </w:p>
     <w:p>
       <w:pPr>
@@ -4617,7 +4582,7 @@
         <w:pStyle w:val="Compact"/>
       </w:pPr>
       <w:r>
-        <w:t xml:space="preserve">Page, M. J., McKenzie, J. E., Bossuyt, P. M., et al. (2021). The PRISMA 2020 statement: An updated guideline for reporting systematic reviews.</w:t>
+        <w:t xml:space="preserve">Page, M. J., McKenzie, J. E., Bossuyt, P. M., Boutron, I., Hoffmann, T. C., Mulrow, C. D., Shamseer, L., Tetzlaff, J. M., Akl, E. A., Brennan, S. E., Chou, R., Glanville, J., Grimshaw, J. M., Hróbjartsson, A., Lalu, M. M., Li, T., Loder, E. W., Mayo-Wilson, E., McDonald, S., … Moher, D. (2021). The PRISMA 2020 statement: An updated guideline for reporting systematic reviews.</w:t>
       </w:r>
       <w:r>
         <w:t xml:space="preserve"> </w:t>
@@ -4631,16 +4596,6 @@
       </w:r>
       <w:r>
         <w:t xml:space="preserve">, n71. https://doi.org/10.1136/bmj.n71</w:t>
-      </w:r>
-      <w:r>
-        <w:t xml:space="preserve"> </w:t>
-      </w:r>
-      <w:r>
-        <w:rPr>
-          <w:iCs/>
-          <w:i/>
-        </w:rPr>
-        <w:t xml:space="preserve">[std]</w:t>
       </w:r>
     </w:p>
     <w:p>
@@ -4667,16 +4622,6 @@
       <w:r>
         <w:t xml:space="preserve">(4), 385–407. https://doi.org/10.1007/s10648-004-0006-x</w:t>
       </w:r>
-      <w:r>
-        <w:t xml:space="preserve"> </w:t>
-      </w:r>
-      <w:r>
-        <w:rPr>
-          <w:iCs/>
-          <w:i/>
-        </w:rPr>
-        <w:t xml:space="preserve">[std — SRL framework]</w:t>
-      </w:r>
     </w:p>
     <w:p>
       <w:pPr>
@@ -4704,16 +4649,6 @@
       </w:r>
       <w:r>
         <w:t xml:space="preserve">(pp. 13–39). Academic Press.</w:t>
-      </w:r>
-      <w:r>
-        <w:t xml:space="preserve"> </w:t>
-      </w:r>
-      <w:r>
-        <w:rPr>
-          <w:iCs/>
-          <w:i/>
-        </w:rPr>
-        <w:t xml:space="preserve">[std — SRL theory origin]</w:t>
       </w:r>
     </w:p>
     <w:p>

--- a/papers/P3_meta_analysis/ecel/full_paper.docx
+++ b/papers/P3_meta_analysis/ecel/full_paper.docx
@@ -4334,7 +4334,7 @@
         <w:pStyle w:val="Compact"/>
       </w:pPr>
       <w:r>
-        <w:t xml:space="preserve">Tokiwa, E. (2025).</w:t>
+        <w:t xml:space="preserve">Tokiwa, E. (2025). Who excels in online learning in Japan?</w:t>
       </w:r>
       <w:r>
         <w:t xml:space="preserve"> </w:t>
@@ -4344,13 +4344,10 @@
           <w:iCs/>
           <w:i/>
         </w:rPr>
-        <w:t xml:space="preserve">Big Five personality traits and online learning outcomes in Japanese high school students</w:t>
-      </w:r>
-      <w:r>
-        <w:t xml:space="preserve"> </w:t>
-      </w:r>
-      <w:r>
-        <w:t xml:space="preserve">[Manuscript in preparation]. SUNBLAZE Co., Ltd.</w:t>
+        <w:t xml:space="preserve">Frontiers in Psychology, 16</w:t>
+      </w:r>
+      <w:r>
+        <w:t xml:space="preserve">, Article 1420996. https://doi.org/10.3389/fpsyg.2025.1420996</w:t>
       </w:r>
     </w:p>
     <w:p>
